--- a/submission_packages/frontiers_signal_processing_20260601/02_title_page/Frontiers_Title_Page.docx
+++ b/submission_packages/frontiers_signal_processing_20260601/02_title_page/Frontiers_Title_Page.docx
@@ -111,7 +111,7 @@
     </w:p>
     <w:p>
       <w:r>
-        <w:t>Data and code availability: Public datasets are available from their original repositories. Derived source-data tables, supplementary tables, analysis code and manuscript source files are archived at https://doi.org/10.5281/zenodo.20376424 and https://github.com/Luciky-Leo/ctg-foundation-trajectory.</w:t>
+        <w:t>Data and code availability: Public datasets are available from their original repositories. Derived source-data tables, supplementary tables, analysis code and manuscript source files are archived at https://doi.org/10.5281/zenodo.20484443 and https://github.com/Luciky-Leo/ctg-foundation-trajectory.</w:t>
       </w:r>
     </w:p>
     <w:sectPr>

--- a/submission_packages/frontiers_signal_processing_20260601/02_title_page/Frontiers_Title_Page.docx
+++ b/submission_packages/frontiers_signal_processing_20260601/02_title_page/Frontiers_Title_Page.docx
@@ -111,7 +111,7 @@
     </w:p>
     <w:p>
       <w:r>
-        <w:t>Data and code availability: Public datasets are available from their original repositories. Derived source-data tables, supplementary tables, analysis code and manuscript source files are archived at https://doi.org/10.5281/zenodo.20484443 and https://github.com/Luciky-Leo/ctg-foundation-trajectory.</w:t>
+        <w:t>Data and code availability: Public datasets are available from their original repositories. Derived source-data tables, supplementary tables, analysis code and manuscript source files are archived at https://doi.org/10.5281/zenodo.20485068 and https://github.com/Luciky-Leo/ctg-foundation-trajectory.</w:t>
       </w:r>
     </w:p>
     <w:sectPr>
